--- a/zhs/docx/032.content.docx
+++ b/zhs/docx/032.content.docx
@@ -219,87 +219,9 @@
     </w:p>
     <w:p>
       <w:r>
-        <w:t>&lt;image: None&gt;</w:t>
-      </w:r>
-    </w:p>
-    <w:p>
-      <w:pPr/>
-      <w:r>
-        <w:rPr>
-          <w:lang w:val="zh_CN" w:bidi="zh_CN"/>
-        </w:rPr>
-      </w:r>
-      <w:hyperlink r:id="rId13">
-        <w:r>
-          <w:rPr>
-            <w:lang w:val="zh_CN" w:bidi="zh_CN"/>
-          </w:rPr>
-          <w:rPr>
-            <w:color w:val="0000EE"/>
-            <w:u w:val="single"/>
-          </w:rPr>
-          <w:t>link</w:t>
-        </w:r>
-      </w:hyperlink>
-      <w:r>
-        <w:rPr>
-          <w:lang w:val="zh_CN" w:bidi="zh_CN"/>
-        </w:rPr>
-      </w:r>
-      <w:r>
-        <w:rPr>
-          <w:lang w:val="zh_CN" w:bidi="zh_CN"/>
-        </w:rPr>
-      </w:r>
-    </w:p>
-    <w:p>
-      <w:pPr/>
-      <w:r>
-        <w:rPr>
-          <w:lang w:val="zh_CN" w:bidi="zh_CN"/>
-        </w:rPr>
-      </w:r>
-    </w:p>
-    <w:p>
-      <w:pPr>
-        <w:pStyle w:val="Heading2"/>
-      </w:pPr>
-      <w:r>
-        <w:rPr>
-          <w:lang w:val="zh_CN" w:bidi="zh_CN"/>
-        </w:rPr>
-        <w:t>葡萄园的守望台</w:t>
-      </w:r>
-      <w:r>
-        <w:rPr>
-          <w:lang w:val="zh_CN" w:bidi="zh_CN"/>
-        </w:rPr>
-      </w:r>
-    </w:p>
-    <w:p>
-      <w:pPr>
-        <w:pStyle w:val="Heading4"/>
-      </w:pPr>
-      <w:r>
-        <w:rPr>
-          <w:lang w:val="zh_CN" w:bidi="zh_CN"/>
-        </w:rPr>
-        <w:t>Image Content</w:t>
-      </w:r>
-    </w:p>
-    <w:p>
-      <w:pPr/>
-      <w:r>
-        <w:rPr>
-          <w:lang w:val="zh_CN" w:bidi="zh_CN"/>
-        </w:rPr>
-      </w:r>
-    </w:p>
-    <w:p>
-      <w:r>
         <w:drawing>
           <wp:inline xmlns:a="http://schemas.openxmlformats.org/drawingml/2006/main" xmlns:pic="http://schemas.openxmlformats.org/drawingml/2006/picture">
-            <wp:extent cx="6096000" cy="4572000"/>
+            <wp:extent cx="6096000" cy="4090416"/>
             <wp:docPr id="1" name="Picture 1"/>
             <wp:cNvGraphicFramePr>
               <a:graphicFrameLocks noChangeAspect="1"/>
@@ -312,7 +234,334 @@
                     <pic:cNvPicPr/>
                   </pic:nvPicPr>
                   <pic:blipFill>
-                    <a:blip r:embed="rId14"/>
+                    <a:blip r:embed="rId13"/>
+                    <a:stretch>
+                      <a:fillRect/>
+                    </a:stretch>
+                  </pic:blipFill>
+                  <pic:spPr>
+                    <a:xfrm>
+                      <a:off x="0" y="0"/>
+                      <a:ext cx="6096000" cy="4090416"/>
+                    </a:xfrm>
+                    <a:prstGeom prst="rect"/>
+                  </pic:spPr>
+                </pic:pic>
+              </a:graphicData>
+            </a:graphic>
+          </wp:inline>
+        </w:drawing>
+      </w:r>
+    </w:p>
+    <w:p>
+      <w:pPr/>
+      <w:r>
+        <w:rPr>
+          <w:lang w:val="zh_CN" w:bidi="zh_CN"/>
+        </w:rPr>
+      </w:r>
+      <w:hyperlink r:id="rId14">
+        <w:r>
+          <w:rPr>
+            <w:lang w:val="zh_CN" w:bidi="zh_CN"/>
+          </w:rPr>
+          <w:rPr>
+            <w:color w:val="0000EE"/>
+            <w:u w:val="single"/>
+          </w:rPr>
+          <w:t>link</w:t>
+        </w:r>
+      </w:hyperlink>
+      <w:r>
+        <w:rPr>
+          <w:lang w:val="zh_CN" w:bidi="zh_CN"/>
+        </w:rPr>
+      </w:r>
+      <w:r>
+        <w:rPr>
+          <w:lang w:val="zh_CN" w:bidi="zh_CN"/>
+        </w:rPr>
+      </w:r>
+    </w:p>
+    <w:p>
+      <w:pPr/>
+      <w:r>
+        <w:rPr>
+          <w:lang w:val="zh_CN" w:bidi="zh_CN"/>
+        </w:rPr>
+      </w:r>
+    </w:p>
+    <w:p>
+      <w:pPr>
+        <w:pStyle w:val="Heading2"/>
+      </w:pPr>
+      <w:r>
+        <w:rPr>
+          <w:lang w:val="zh_CN" w:bidi="zh_CN"/>
+        </w:rPr>
+        <w:t>葡萄园</w:t>
+      </w:r>
+      <w:r>
+        <w:rPr>
+          <w:lang w:val="zh_CN" w:bidi="zh_CN"/>
+        </w:rPr>
+      </w:r>
+    </w:p>
+    <w:p>
+      <w:pPr>
+        <w:pStyle w:val="Heading4"/>
+      </w:pPr>
+      <w:r>
+        <w:rPr>
+          <w:lang w:val="zh_CN" w:bidi="zh_CN"/>
+        </w:rPr>
+        <w:t>Image Content</w:t>
+      </w:r>
+    </w:p>
+    <w:p>
+      <w:pPr/>
+      <w:r>
+        <w:rPr>
+          <w:lang w:val="zh_CN" w:bidi="zh_CN"/>
+        </w:rPr>
+      </w:r>
+    </w:p>
+    <w:p>
+      <w:r>
+        <w:drawing>
+          <wp:inline xmlns:a="http://schemas.openxmlformats.org/drawingml/2006/main" xmlns:pic="http://schemas.openxmlformats.org/drawingml/2006/picture">
+            <wp:extent cx="6096000" cy="4090416"/>
+            <wp:docPr id="2" name="Picture 2"/>
+            <wp:cNvGraphicFramePr>
+              <a:graphicFrameLocks noChangeAspect="1"/>
+            </wp:cNvGraphicFramePr>
+            <a:graphic>
+              <a:graphicData uri="http://schemas.openxmlformats.org/drawingml/2006/picture">
+                <pic:pic>
+                  <pic:nvPicPr>
+                    <pic:cNvPr id="0" name="image.jpg"/>
+                    <pic:cNvPicPr/>
+                  </pic:nvPicPr>
+                  <pic:blipFill>
+                    <a:blip r:embed="rId15"/>
+                    <a:stretch>
+                      <a:fillRect/>
+                    </a:stretch>
+                  </pic:blipFill>
+                  <pic:spPr>
+                    <a:xfrm>
+                      <a:off x="0" y="0"/>
+                      <a:ext cx="6096000" cy="4090416"/>
+                    </a:xfrm>
+                    <a:prstGeom prst="rect"/>
+                  </pic:spPr>
+                </pic:pic>
+              </a:graphicData>
+            </a:graphic>
+          </wp:inline>
+        </w:drawing>
+      </w:r>
+    </w:p>
+    <w:p>
+      <w:pPr/>
+      <w:r>
+        <w:rPr>
+          <w:lang w:val="zh_CN" w:bidi="zh_CN"/>
+        </w:rPr>
+      </w:r>
+      <w:hyperlink r:id="rId16">
+        <w:r>
+          <w:rPr>
+            <w:lang w:val="zh_CN" w:bidi="zh_CN"/>
+          </w:rPr>
+          <w:rPr>
+            <w:color w:val="0000EE"/>
+            <w:u w:val="single"/>
+          </w:rPr>
+          <w:t>link</w:t>
+        </w:r>
+      </w:hyperlink>
+      <w:r>
+        <w:rPr>
+          <w:lang w:val="zh_CN" w:bidi="zh_CN"/>
+        </w:rPr>
+      </w:r>
+      <w:r>
+        <w:rPr>
+          <w:lang w:val="zh_CN" w:bidi="zh_CN"/>
+        </w:rPr>
+      </w:r>
+    </w:p>
+    <w:p>
+      <w:pPr/>
+      <w:r>
+        <w:rPr>
+          <w:lang w:val="zh_CN" w:bidi="zh_CN"/>
+        </w:rPr>
+      </w:r>
+    </w:p>
+    <w:p>
+      <w:pPr>
+        <w:pStyle w:val="Heading2"/>
+      </w:pPr>
+      <w:r>
+        <w:rPr>
+          <w:lang w:val="zh_CN" w:bidi="zh_CN"/>
+        </w:rPr>
+        <w:t>葡萄园</w:t>
+      </w:r>
+      <w:r>
+        <w:rPr>
+          <w:lang w:val="zh_CN" w:bidi="zh_CN"/>
+        </w:rPr>
+      </w:r>
+    </w:p>
+    <w:p>
+      <w:pPr>
+        <w:pStyle w:val="Heading4"/>
+      </w:pPr>
+      <w:r>
+        <w:rPr>
+          <w:lang w:val="zh_CN" w:bidi="zh_CN"/>
+        </w:rPr>
+        <w:t>Image Content</w:t>
+      </w:r>
+    </w:p>
+    <w:p>
+      <w:pPr/>
+      <w:r>
+        <w:rPr>
+          <w:lang w:val="zh_CN" w:bidi="zh_CN"/>
+        </w:rPr>
+      </w:r>
+    </w:p>
+    <w:p>
+      <w:r>
+        <w:drawing>
+          <wp:inline xmlns:a="http://schemas.openxmlformats.org/drawingml/2006/main" xmlns:pic="http://schemas.openxmlformats.org/drawingml/2006/picture">
+            <wp:extent cx="6096000" cy="4090416"/>
+            <wp:docPr id="3" name="Picture 3"/>
+            <wp:cNvGraphicFramePr>
+              <a:graphicFrameLocks noChangeAspect="1"/>
+            </wp:cNvGraphicFramePr>
+            <a:graphic>
+              <a:graphicData uri="http://schemas.openxmlformats.org/drawingml/2006/picture">
+                <pic:pic>
+                  <pic:nvPicPr>
+                    <pic:cNvPr id="0" name="image.jpg"/>
+                    <pic:cNvPicPr/>
+                  </pic:nvPicPr>
+                  <pic:blipFill>
+                    <a:blip r:embed="rId17"/>
+                    <a:stretch>
+                      <a:fillRect/>
+                    </a:stretch>
+                  </pic:blipFill>
+                  <pic:spPr>
+                    <a:xfrm>
+                      <a:off x="0" y="0"/>
+                      <a:ext cx="6096000" cy="4090416"/>
+                    </a:xfrm>
+                    <a:prstGeom prst="rect"/>
+                  </pic:spPr>
+                </pic:pic>
+              </a:graphicData>
+            </a:graphic>
+          </wp:inline>
+        </w:drawing>
+      </w:r>
+    </w:p>
+    <w:p>
+      <w:pPr/>
+      <w:r>
+        <w:rPr>
+          <w:lang w:val="zh_CN" w:bidi="zh_CN"/>
+        </w:rPr>
+      </w:r>
+      <w:hyperlink r:id="rId18">
+        <w:r>
+          <w:rPr>
+            <w:lang w:val="zh_CN" w:bidi="zh_CN"/>
+          </w:rPr>
+          <w:rPr>
+            <w:color w:val="0000EE"/>
+            <w:u w:val="single"/>
+          </w:rPr>
+          <w:t>link</w:t>
+        </w:r>
+      </w:hyperlink>
+      <w:r>
+        <w:rPr>
+          <w:lang w:val="zh_CN" w:bidi="zh_CN"/>
+        </w:rPr>
+      </w:r>
+      <w:r>
+        <w:rPr>
+          <w:lang w:val="zh_CN" w:bidi="zh_CN"/>
+        </w:rPr>
+      </w:r>
+    </w:p>
+    <w:p>
+      <w:pPr/>
+      <w:r>
+        <w:rPr>
+          <w:lang w:val="zh_CN" w:bidi="zh_CN"/>
+        </w:rPr>
+      </w:r>
+    </w:p>
+    <w:p>
+      <w:pPr>
+        <w:pStyle w:val="Heading2"/>
+      </w:pPr>
+      <w:r>
+        <w:rPr>
+          <w:lang w:val="zh_CN" w:bidi="zh_CN"/>
+        </w:rPr>
+        <w:t>葡萄园的守望台</w:t>
+      </w:r>
+      <w:r>
+        <w:rPr>
+          <w:lang w:val="zh_CN" w:bidi="zh_CN"/>
+        </w:rPr>
+      </w:r>
+    </w:p>
+    <w:p>
+      <w:pPr>
+        <w:pStyle w:val="Heading4"/>
+      </w:pPr>
+      <w:r>
+        <w:rPr>
+          <w:lang w:val="zh_CN" w:bidi="zh_CN"/>
+        </w:rPr>
+        <w:t>Image Content</w:t>
+      </w:r>
+    </w:p>
+    <w:p>
+      <w:pPr/>
+      <w:r>
+        <w:rPr>
+          <w:lang w:val="zh_CN" w:bidi="zh_CN"/>
+        </w:rPr>
+      </w:r>
+    </w:p>
+    <w:p>
+      <w:r>
+        <w:drawing>
+          <wp:inline xmlns:a="http://schemas.openxmlformats.org/drawingml/2006/main" xmlns:pic="http://schemas.openxmlformats.org/drawingml/2006/picture">
+            <wp:extent cx="6096000" cy="4572000"/>
+            <wp:docPr id="4" name="Picture 4"/>
+            <wp:cNvGraphicFramePr>
+              <a:graphicFrameLocks noChangeAspect="1"/>
+            </wp:cNvGraphicFramePr>
+            <a:graphic>
+              <a:graphicData uri="http://schemas.openxmlformats.org/drawingml/2006/picture">
+                <pic:pic>
+                  <pic:nvPicPr>
+                    <pic:cNvPr id="0" name="image.jpg"/>
+                    <pic:cNvPicPr/>
+                  </pic:nvPicPr>
+                  <pic:blipFill>
+                    <a:blip r:embed="rId19"/>
                     <a:stretch>
                       <a:fillRect/>
                     </a:stretch>
@@ -338,7 +587,7 @@
           <w:lang w:val="zh_CN" w:bidi="zh_CN"/>
         </w:rPr>
       </w:r>
-      <w:hyperlink r:id="rId15">
+      <w:hyperlink r:id="rId20">
         <w:r>
           <w:rPr>
             <w:lang w:val="zh_CN" w:bidi="zh_CN"/>
@@ -409,7 +658,7 @@
         <w:drawing>
           <wp:inline xmlns:a="http://schemas.openxmlformats.org/drawingml/2006/main" xmlns:pic="http://schemas.openxmlformats.org/drawingml/2006/picture">
             <wp:extent cx="6096000" cy="3432048"/>
-            <wp:docPr id="2" name="Picture 2"/>
+            <wp:docPr id="5" name="Picture 5"/>
             <wp:cNvGraphicFramePr>
               <a:graphicFrameLocks noChangeAspect="1"/>
             </wp:cNvGraphicFramePr>
@@ -421,7 +670,7 @@
                     <pic:cNvPicPr/>
                   </pic:nvPicPr>
                   <pic:blipFill>
-                    <a:blip r:embed="rId16"/>
+                    <a:blip r:embed="rId21"/>
                     <a:stretch>
                       <a:fillRect/>
                     </a:stretch>
@@ -447,7 +696,7 @@
           <w:lang w:val="zh_CN" w:bidi="zh_CN"/>
         </w:rPr>
       </w:r>
-      <w:hyperlink r:id="rId17">
+      <w:hyperlink r:id="rId22">
         <w:r>
           <w:rPr>
             <w:lang w:val="zh_CN" w:bidi="zh_CN"/>
@@ -518,7 +767,7 @@
         <w:drawing>
           <wp:inline xmlns:a="http://schemas.openxmlformats.org/drawingml/2006/main" xmlns:pic="http://schemas.openxmlformats.org/drawingml/2006/picture">
             <wp:extent cx="6096000" cy="4572000"/>
-            <wp:docPr id="3" name="Picture 3"/>
+            <wp:docPr id="6" name="Picture 6"/>
             <wp:cNvGraphicFramePr>
               <a:graphicFrameLocks noChangeAspect="1"/>
             </wp:cNvGraphicFramePr>
@@ -530,7 +779,7 @@
                     <pic:cNvPicPr/>
                   </pic:nvPicPr>
                   <pic:blipFill>
-                    <a:blip r:embed="rId18"/>
+                    <a:blip r:embed="rId23"/>
                     <a:stretch>
                       <a:fillRect/>
                     </a:stretch>
@@ -556,7 +805,7 @@
           <w:lang w:val="zh_CN" w:bidi="zh_CN"/>
         </w:rPr>
       </w:r>
-      <w:hyperlink r:id="rId19">
+      <w:hyperlink r:id="rId24">
         <w:r>
           <w:rPr>
             <w:lang w:val="zh_CN" w:bidi="zh_CN"/>
@@ -627,7 +876,7 @@
         <w:drawing>
           <wp:inline xmlns:a="http://schemas.openxmlformats.org/drawingml/2006/main" xmlns:pic="http://schemas.openxmlformats.org/drawingml/2006/picture">
             <wp:extent cx="6096000" cy="5126736"/>
-            <wp:docPr id="4" name="Picture 4"/>
+            <wp:docPr id="7" name="Picture 7"/>
             <wp:cNvGraphicFramePr>
               <a:graphicFrameLocks noChangeAspect="1"/>
             </wp:cNvGraphicFramePr>
@@ -639,7 +888,7 @@
                     <pic:cNvPicPr/>
                   </pic:nvPicPr>
                   <pic:blipFill>
-                    <a:blip r:embed="rId20"/>
+                    <a:blip r:embed="rId25"/>
                     <a:stretch>
                       <a:fillRect/>
                     </a:stretch>
@@ -665,7 +914,7 @@
           <w:lang w:val="zh_CN" w:bidi="zh_CN"/>
         </w:rPr>
       </w:r>
-      <w:hyperlink r:id="rId21">
+      <w:hyperlink r:id="rId26">
         <w:r>
           <w:rPr>
             <w:lang w:val="zh_CN" w:bidi="zh_CN"/>

--- a/zhs/docx/032.content.docx
+++ b/zhs/docx/032.content.docx
@@ -190,7 +190,7 @@
         <w:rPr>
           <w:lang w:val="zh_CN" w:bidi="zh_CN"/>
         </w:rPr>
-        <w:t>葡萄园</w:t>
+        <w:t>葡萄酒</w:t>
       </w:r>
       <w:r>
         <w:rPr>
@@ -221,7 +221,7 @@
       <w:r>
         <w:drawing>
           <wp:inline xmlns:a="http://schemas.openxmlformats.org/drawingml/2006/main" xmlns:pic="http://schemas.openxmlformats.org/drawingml/2006/picture">
-            <wp:extent cx="6096000" cy="4090416"/>
+            <wp:extent cx="6096000" cy="4066032"/>
             <wp:docPr id="1" name="Picture 1"/>
             <wp:cNvGraphicFramePr>
               <a:graphicFrameLocks noChangeAspect="1"/>
@@ -242,7 +242,7 @@
                   <pic:spPr>
                     <a:xfrm>
                       <a:off x="0" y="0"/>
-                      <a:ext cx="6096000" cy="4090416"/>
+                      <a:ext cx="6096000" cy="4066032"/>
                     </a:xfrm>
                     <a:prstGeom prst="rect"/>
                   </pic:spPr>
@@ -517,7 +517,7 @@
         <w:rPr>
           <w:lang w:val="zh_CN" w:bidi="zh_CN"/>
         </w:rPr>
-        <w:t>葡萄园的守望台</w:t>
+        <w:t>葡萄园</w:t>
       </w:r>
       <w:r>
         <w:rPr>
@@ -548,7 +548,7 @@
       <w:r>
         <w:drawing>
           <wp:inline xmlns:a="http://schemas.openxmlformats.org/drawingml/2006/main" xmlns:pic="http://schemas.openxmlformats.org/drawingml/2006/picture">
-            <wp:extent cx="6096000" cy="4572000"/>
+            <wp:extent cx="6096000" cy="4090416"/>
             <wp:docPr id="4" name="Picture 4"/>
             <wp:cNvGraphicFramePr>
               <a:graphicFrameLocks noChangeAspect="1"/>
@@ -569,7 +569,7 @@
                   <pic:spPr>
                     <a:xfrm>
                       <a:off x="0" y="0"/>
-                      <a:ext cx="6096000" cy="4572000"/>
+                      <a:ext cx="6096000" cy="4090416"/>
                     </a:xfrm>
                     <a:prstGeom prst="rect"/>
                   </pic:spPr>
@@ -657,7 +657,7 @@
       <w:r>
         <w:drawing>
           <wp:inline xmlns:a="http://schemas.openxmlformats.org/drawingml/2006/main" xmlns:pic="http://schemas.openxmlformats.org/drawingml/2006/picture">
-            <wp:extent cx="6096000" cy="3432048"/>
+            <wp:extent cx="6096000" cy="4572000"/>
             <wp:docPr id="5" name="Picture 5"/>
             <wp:cNvGraphicFramePr>
               <a:graphicFrameLocks noChangeAspect="1"/>
@@ -678,7 +678,7 @@
                   <pic:spPr>
                     <a:xfrm>
                       <a:off x="0" y="0"/>
-                      <a:ext cx="6096000" cy="3432048"/>
+                      <a:ext cx="6096000" cy="4572000"/>
                     </a:xfrm>
                     <a:prstGeom prst="rect"/>
                   </pic:spPr>
@@ -735,7 +735,7 @@
         <w:rPr>
           <w:lang w:val="zh_CN" w:bidi="zh_CN"/>
         </w:rPr>
-        <w:t>葡萄园周围的石墙</w:t>
+        <w:t>葡萄园的守望台</w:t>
       </w:r>
       <w:r>
         <w:rPr>
@@ -766,7 +766,7 @@
       <w:r>
         <w:drawing>
           <wp:inline xmlns:a="http://schemas.openxmlformats.org/drawingml/2006/main" xmlns:pic="http://schemas.openxmlformats.org/drawingml/2006/picture">
-            <wp:extent cx="6096000" cy="4572000"/>
+            <wp:extent cx="6096000" cy="3432048"/>
             <wp:docPr id="6" name="Picture 6"/>
             <wp:cNvGraphicFramePr>
               <a:graphicFrameLocks noChangeAspect="1"/>
@@ -787,7 +787,7 @@
                   <pic:spPr>
                     <a:xfrm>
                       <a:off x="0" y="0"/>
-                      <a:ext cx="6096000" cy="4572000"/>
+                      <a:ext cx="6096000" cy="3432048"/>
                     </a:xfrm>
                     <a:prstGeom prst="rect"/>
                   </pic:spPr>
@@ -844,7 +844,7 @@
         <w:rPr>
           <w:lang w:val="zh_CN" w:bidi="zh_CN"/>
         </w:rPr>
-        <w:t>葡萄在葡萄树上</w:t>
+        <w:t>葡萄园周围的石墙</w:t>
       </w:r>
       <w:r>
         <w:rPr>
@@ -875,7 +875,7 @@
       <w:r>
         <w:drawing>
           <wp:inline xmlns:a="http://schemas.openxmlformats.org/drawingml/2006/main" xmlns:pic="http://schemas.openxmlformats.org/drawingml/2006/picture">
-            <wp:extent cx="6096000" cy="5126736"/>
+            <wp:extent cx="6096000" cy="4572000"/>
             <wp:docPr id="7" name="Picture 7"/>
             <wp:cNvGraphicFramePr>
               <a:graphicFrameLocks noChangeAspect="1"/>
@@ -896,6 +896,115 @@
                   <pic:spPr>
                     <a:xfrm>
                       <a:off x="0" y="0"/>
+                      <a:ext cx="6096000" cy="4572000"/>
+                    </a:xfrm>
+                    <a:prstGeom prst="rect"/>
+                  </pic:spPr>
+                </pic:pic>
+              </a:graphicData>
+            </a:graphic>
+          </wp:inline>
+        </w:drawing>
+      </w:r>
+    </w:p>
+    <w:p>
+      <w:pPr/>
+      <w:r>
+        <w:rPr>
+          <w:lang w:val="zh_CN" w:bidi="zh_CN"/>
+        </w:rPr>
+      </w:r>
+      <w:hyperlink r:id="rId26">
+        <w:r>
+          <w:rPr>
+            <w:lang w:val="zh_CN" w:bidi="zh_CN"/>
+          </w:rPr>
+          <w:rPr>
+            <w:color w:val="0000EE"/>
+            <w:u w:val="single"/>
+          </w:rPr>
+          <w:t>link</w:t>
+        </w:r>
+      </w:hyperlink>
+      <w:r>
+        <w:rPr>
+          <w:lang w:val="zh_CN" w:bidi="zh_CN"/>
+        </w:rPr>
+      </w:r>
+      <w:r>
+        <w:rPr>
+          <w:lang w:val="zh_CN" w:bidi="zh_CN"/>
+        </w:rPr>
+      </w:r>
+    </w:p>
+    <w:p>
+      <w:pPr/>
+      <w:r>
+        <w:rPr>
+          <w:lang w:val="zh_CN" w:bidi="zh_CN"/>
+        </w:rPr>
+      </w:r>
+    </w:p>
+    <w:p>
+      <w:pPr>
+        <w:pStyle w:val="Heading2"/>
+      </w:pPr>
+      <w:r>
+        <w:rPr>
+          <w:lang w:val="zh_CN" w:bidi="zh_CN"/>
+        </w:rPr>
+        <w:t>葡萄在葡萄树上</w:t>
+      </w:r>
+      <w:r>
+        <w:rPr>
+          <w:lang w:val="zh_CN" w:bidi="zh_CN"/>
+        </w:rPr>
+      </w:r>
+    </w:p>
+    <w:p>
+      <w:pPr>
+        <w:pStyle w:val="Heading4"/>
+      </w:pPr>
+      <w:r>
+        <w:rPr>
+          <w:lang w:val="zh_CN" w:bidi="zh_CN"/>
+        </w:rPr>
+        <w:t>Image Content</w:t>
+      </w:r>
+    </w:p>
+    <w:p>
+      <w:pPr/>
+      <w:r>
+        <w:rPr>
+          <w:lang w:val="zh_CN" w:bidi="zh_CN"/>
+        </w:rPr>
+      </w:r>
+    </w:p>
+    <w:p>
+      <w:r>
+        <w:drawing>
+          <wp:inline xmlns:a="http://schemas.openxmlformats.org/drawingml/2006/main" xmlns:pic="http://schemas.openxmlformats.org/drawingml/2006/picture">
+            <wp:extent cx="6096000" cy="5126736"/>
+            <wp:docPr id="8" name="Picture 8"/>
+            <wp:cNvGraphicFramePr>
+              <a:graphicFrameLocks noChangeAspect="1"/>
+            </wp:cNvGraphicFramePr>
+            <a:graphic>
+              <a:graphicData uri="http://schemas.openxmlformats.org/drawingml/2006/picture">
+                <pic:pic>
+                  <pic:nvPicPr>
+                    <pic:cNvPr id="0" name="image.jpg"/>
+                    <pic:cNvPicPr/>
+                  </pic:nvPicPr>
+                  <pic:blipFill>
+                    <a:blip r:embed="rId27"/>
+                    <a:stretch>
+                      <a:fillRect/>
+                    </a:stretch>
+                  </pic:blipFill>
+                  <pic:spPr>
+                    <a:xfrm>
+                      <a:off x="0" y="0"/>
                       <a:ext cx="6096000" cy="5126736"/>
                     </a:xfrm>
                     <a:prstGeom prst="rect"/>
@@ -914,7 +1023,7 @@
           <w:lang w:val="zh_CN" w:bidi="zh_CN"/>
         </w:rPr>
       </w:r>
-      <w:hyperlink r:id="rId26">
+      <w:hyperlink r:id="rId28">
         <w:r>
           <w:rPr>
             <w:lang w:val="zh_CN" w:bidi="zh_CN"/>
